--- a/resume/Resume.docx
+++ b/resume/Resume.docx
@@ -339,7 +339,7 @@
           <w:color w:val="000000"/>
           <w:sz w:val="20"/>
         </w:rPr>
-        <w:t>Inherited an under-resourced fraud function and transformed it into a global operation, building and leading a team of managers, engineers and analysts from the ground up.</w:t>
+        <w:t>Inherited an under-resourced fraud function and transformed it into a global operation, driving key optimizations and building the technology stack from the ground up.</w:t>
       </w:r>
     </w:p>
     <w:p>

--- a/resume/Resume.docx
+++ b/resume/Resume.docx
@@ -917,7 +917,7 @@
           <w:color w:val="000000"/>
           <w:sz w:val="20"/>
         </w:rPr>
-        <w:t>Led a team translating advanced mathematical research into production C++ across Windows, Linux, and macOS.</w:t>
+        <w:t>Managed the Data Import and Export team, owning all data ingestion capabilities of Mathematica across dozens of file formats and data sources.</w:t>
       </w:r>
     </w:p>
     <w:p>

--- a/resume/Resume.docx
+++ b/resume/Resume.docx
@@ -237,6 +237,23 @@
           <w:color w:val="000000"/>
           <w:sz w:val="20"/>
         </w:rPr>
+        <w:t>Leading the migration of the enterprise ETL pipeline from Azure/Python to Snowflake/dbt across all clients, modernizing the data platform for scalability, governance, and self-service analytics.</w:t>
+      </w:r>
+    </w:p>
+    <w:p>
+      <w:pPr>
+        <w:pStyle w:val="ListBullet"/>
+        <w:spacing w:before="20" w:after="20"/>
+        <w:ind w:left="504" w:hanging="288"/>
+      </w:pPr>
+      <w:r>
+        <w:rPr>
+          <w:rFonts w:ascii="Calibri" w:hAnsi="Calibri"/>
+          <w:b w:val="0"/>
+          <w:i w:val="0"/>
+          <w:color w:val="000000"/>
+          <w:sz w:val="20"/>
+        </w:rPr>
         <w:t>Deployed AI-driven tooling for automated data discovery and QA validation, significantly reducing manual effort in ETL pipelines and data processing workflows.</w:t>
       </w:r>
     </w:p>
@@ -374,6 +391,23 @@
           <w:sz w:val="20"/>
         </w:rPr>
         <w:t>Built a comprehensive fraud analytics and reporting infrastructure on GCP BigQuery, Amazon S3, and REST-based integrations — enabling data-driven decision-making across fraud, finance, and executive leadership.</w:t>
+      </w:r>
+    </w:p>
+    <w:p>
+      <w:pPr>
+        <w:pStyle w:val="ListBullet"/>
+        <w:spacing w:before="20" w:after="20"/>
+        <w:ind w:left="504" w:hanging="288"/>
+      </w:pPr>
+      <w:r>
+        <w:rPr>
+          <w:rFonts w:ascii="Calibri" w:hAnsi="Calibri"/>
+          <w:b w:val="0"/>
+          <w:i w:val="0"/>
+          <w:color w:val="000000"/>
+          <w:sz w:val="20"/>
+        </w:rPr>
+        <w:t>Designed and built fraud and chargeback visualization dashboards, then drove company-wide adoption as the standard tool for tracking organizational and individual employee performance metrics.</w:t>
       </w:r>
     </w:p>
     <w:p>

--- a/resume/Resume.docx
+++ b/resume/Resume.docx
@@ -65,7 +65,7 @@
           <w:color w:val="000000"/>
           <w:sz w:val="20"/>
         </w:rPr>
-        <w:t>Data and engineering leader with 20+ years of experience building and scaling data organizations, defining enterprise data models, and driving data-informed decision-making across financial services, retail, and e-commerce. Currently leading a 40-person organization at Appriss Retail spanning data engineering, software engineering, QA, and product delivery — responsible for the enterprise data model and data standards underpinning 40% of all U.S. omnichannel transactions across 60+ of the top 100 U.S. retailers. Architected the Appriss Retail Data Model v3, the foundational data structure powering all products across POS and e-commerce channels, and the basis for AI/ML model generation in return authorization decisioning.</w:t>
+        <w:t>Senior technology and business leader with 20+ years of experience building and scaling organizations, owning budgets and roadmaps, and partnering closely with C-level executives to drive data-informed strategy across financial services, retail, and e-commerce. Currently leads a 40-person organization at Appriss Retail spanning data engineering, software engineering, QA, and product delivery — owning the enterprise data model and data standards underpinning 40% of all U.S. omnichannel transactions across 60+ of the top 100 U.S. retailers. Pairs a deep data engineering and architecture background with a proven record of running entire business functions end to end, including ownership of GameStop's e-commerce fraud function across strategy, budget, team, and technology.</w:t>
       </w:r>
     </w:p>
     <w:p>
@@ -203,7 +203,24 @@
           <w:color w:val="000000"/>
           <w:sz w:val="20"/>
         </w:rPr>
-        <w:t>Own data standards for 60+ of the top 100 U.S. retailers, ensuring data reliability, governance, and consistency at enterprise scale.</w:t>
+        <w:t>Own data standards and governance for 60+ of the top 100 U.S. retailers, ensuring data reliability, protection, and consistency at enterprise scale.</w:t>
+      </w:r>
+    </w:p>
+    <w:p>
+      <w:pPr>
+        <w:pStyle w:val="ListBullet"/>
+        <w:spacing w:before="20" w:after="20"/>
+        <w:ind w:left="504" w:hanging="288"/>
+      </w:pPr>
+      <w:r>
+        <w:rPr>
+          <w:rFonts w:ascii="Calibri" w:hAnsi="Calibri"/>
+          <w:b w:val="0"/>
+          <w:i w:val="0"/>
+          <w:color w:val="000000"/>
+          <w:sz w:val="20"/>
+        </w:rPr>
+        <w:t>Defining and executing the platform roadmap to modernize the enterprise data ingestion pipeline from Azure/Python to Snowflake/dbt across all clients — re-platforming for scalability, governance, and self-service analytics.</w:t>
       </w:r>
     </w:p>
     <w:p>
@@ -237,7 +254,7 @@
           <w:color w:val="000000"/>
           <w:sz w:val="20"/>
         </w:rPr>
-        <w:t>Leading the migration of the enterprise ETL pipeline from Azure/Python to Snowflake/dbt across all clients, modernizing the data platform for scalability, governance, and self-service analytics.</w:t>
+        <w:t>Manage vendor relationships and technology evaluations for the data platform, contributing to budget definition for the vendor-replacement initiative driving the modernization.</w:t>
       </w:r>
     </w:p>
     <w:p>
@@ -254,24 +271,7 @@
           <w:color w:val="000000"/>
           <w:sz w:val="20"/>
         </w:rPr>
-        <w:t>Deployed AI-driven tooling for automated data discovery and QA validation, significantly reducing manual effort in ETL pipelines and data processing workflows.</w:t>
-      </w:r>
-    </w:p>
-    <w:p>
-      <w:pPr>
-        <w:pStyle w:val="ListBullet"/>
-        <w:spacing w:before="20" w:after="20"/>
-        <w:ind w:left="504" w:hanging="288"/>
-      </w:pPr>
-      <w:r>
-        <w:rPr>
-          <w:rFonts w:ascii="Calibri" w:hAnsi="Calibri"/>
-          <w:b w:val="0"/>
-          <w:i w:val="0"/>
-          <w:color w:val="000000"/>
-          <w:sz w:val="20"/>
-        </w:rPr>
-        <w:t>Reduced client go-live time by 40% through process redesign, workflow automation, and organizational streamlining.</w:t>
+        <w:t>Deployed AI-driven tooling for automated data discovery and QA validation, and reduced client go-live time by 40% through process redesign and workflow automation.</w:t>
       </w:r>
     </w:p>
     <w:p>
@@ -356,7 +356,41 @@
           <w:color w:val="000000"/>
           <w:sz w:val="20"/>
         </w:rPr>
-        <w:t>Inherited an under-resourced fraud function and built it into a global fraud and analytics operation — hiring the team, selecting vendors, and standing up the technology stack from the ground up.</w:t>
+        <w:t>Owned the entire e-commerce fraud function end to end — strategy, team, technology, operations, and the department budget (including vendor and tooling spend) — reporting performance directly to the CFO, CISO, and CTO and embedding data-informed risk management into strategic planning.</w:t>
+      </w:r>
+    </w:p>
+    <w:p>
+      <w:pPr>
+        <w:pStyle w:val="ListBullet"/>
+        <w:spacing w:before="20" w:after="20"/>
+        <w:ind w:left="504" w:hanging="288"/>
+      </w:pPr>
+      <w:r>
+        <w:rPr>
+          <w:rFonts w:ascii="Calibri" w:hAnsi="Calibri"/>
+          <w:b w:val="0"/>
+          <w:i w:val="0"/>
+          <w:color w:val="000000"/>
+          <w:sz w:val="20"/>
+        </w:rPr>
+        <w:t>Built and led the fraud team, retaining and upskilling existing staff while revamping the organization's technology and tooling and strengthening operational integration with the information security function.</w:t>
+      </w:r>
+    </w:p>
+    <w:p>
+      <w:pPr>
+        <w:pStyle w:val="ListBullet"/>
+        <w:spacing w:before="20" w:after="20"/>
+        <w:ind w:left="504" w:hanging="288"/>
+      </w:pPr>
+      <w:r>
+        <w:rPr>
+          <w:rFonts w:ascii="Calibri" w:hAnsi="Calibri"/>
+          <w:b w:val="0"/>
+          <w:i w:val="0"/>
+          <w:color w:val="000000"/>
+          <w:sz w:val="20"/>
+        </w:rPr>
+        <w:t>Replaced a legacy rules-based Accertify engine with an AI/ML-first fraud detection architecture, modernizing the full detection and real-time decisioning technology stack.</w:t>
       </w:r>
     </w:p>
     <w:p>
@@ -424,41 +458,7 @@
           <w:color w:val="000000"/>
           <w:sz w:val="20"/>
         </w:rPr>
-        <w:t>Partnered directly with the CFO, CISO, and CTO to embed data-informed risk management into organizational priorities and strategic planning.</w:t>
-      </w:r>
-    </w:p>
-    <w:p>
-      <w:pPr>
-        <w:pStyle w:val="ListBullet"/>
-        <w:spacing w:before="20" w:after="20"/>
-        <w:ind w:left="504" w:hanging="288"/>
-      </w:pPr>
-      <w:r>
-        <w:rPr>
-          <w:rFonts w:ascii="Calibri" w:hAnsi="Calibri"/>
-          <w:b w:val="0"/>
-          <w:i w:val="0"/>
-          <w:color w:val="000000"/>
-          <w:sz w:val="20"/>
-        </w:rPr>
-        <w:t>Built and automated the global chargeback mitigation and response programs, transforming a reactive process into a proactive, analytics-driven pipeline.</w:t>
-      </w:r>
-    </w:p>
-    <w:p>
-      <w:pPr>
-        <w:pStyle w:val="ListBullet"/>
-        <w:spacing w:before="20" w:after="20"/>
-        <w:ind w:left="504" w:hanging="288"/>
-      </w:pPr>
-      <w:r>
-        <w:rPr>
-          <w:rFonts w:ascii="Calibri" w:hAnsi="Calibri"/>
-          <w:b w:val="0"/>
-          <w:i w:val="0"/>
-          <w:color w:val="000000"/>
-          <w:sz w:val="20"/>
-        </w:rPr>
-        <w:t>Developed ML-based detection models and advanced analytics strategies targeting ATO, card testing, AML, and transaction fraud, materially reducing exposure across all e-commerce channels.</w:t>
+        <w:t>Built and automated the global chargeback mitigation and response programs, transforming a reactive process into a proactive, analytics-driven pipeline targeting ATO, card testing, AML, and transaction fraud.</w:t>
       </w:r>
     </w:p>
     <w:p>
@@ -1047,7 +1047,7 @@
                 <w:color w:val="000000"/>
                 <w:sz w:val="20"/>
               </w:rPr>
-              <w:t>Data Org Building &amp; Talent Development</w:t>
+              <w:t>Business Function &amp; Team Building</w:t>
             </w:r>
           </w:p>
         </w:tc>
@@ -1085,7 +1085,7 @@
                 <w:color w:val="000000"/>
                 <w:sz w:val="20"/>
               </w:rPr>
-              <w:t>Enterprise Data Governance &amp; Standards</w:t>
+              <w:t>Budget Ownership &amp; Roadmap Planning</w:t>
             </w:r>
           </w:p>
         </w:tc>
@@ -1123,7 +1123,7 @@
                 <w:color w:val="000000"/>
                 <w:sz w:val="20"/>
               </w:rPr>
-              <w:t>Cross-Functional Program Leadership</w:t>
+              <w:t>Enterprise Data Governance &amp; Standards</w:t>
             </w:r>
           </w:p>
         </w:tc>
@@ -1161,7 +1161,7 @@
                 <w:color w:val="000000"/>
                 <w:sz w:val="20"/>
               </w:rPr>
-              <w:t>Executive Stakeholder Partnership</w:t>
+              <w:t>Cross-Functional Program Leadership</w:t>
             </w:r>
           </w:p>
         </w:tc>
@@ -1199,7 +1199,7 @@
                 <w:color w:val="000000"/>
                 <w:sz w:val="20"/>
               </w:rPr>
-              <w:t>Data-Driven Decision-Making Culture</w:t>
+              <w:t>Executive (C-Level) Stakeholder Partnership</w:t>
             </w:r>
           </w:p>
         </w:tc>
@@ -1237,7 +1237,7 @@
                 <w:color w:val="000000"/>
                 <w:sz w:val="20"/>
               </w:rPr>
-              <w:t>Agile Transformation / Scrum at Scale</w:t>
+              <w:t>Data-Driven Decision-Making Culture</w:t>
             </w:r>
           </w:p>
         </w:tc>
@@ -1275,7 +1275,7 @@
                 <w:color w:val="000000"/>
                 <w:sz w:val="20"/>
               </w:rPr>
-              <w:t>Vendor &amp; Partner Strategy</w:t>
+              <w:t>Vendor Management &amp; Technology Evaluation</w:t>
             </w:r>
           </w:p>
         </w:tc>
